--- a/chapters/08/guides/AIHE-RG05/edit/docx/AIHE-RG05_guide_and_template.docx
+++ b/chapters/08/guides/AIHE-RG05/edit/docx/AIHE-RG05_guide_and_template.docx
@@ -48,7 +48,7 @@
         <w:t xml:space="preserve">Additional chapter alignment: </w:t>
       </w:r>
       <w:r>
-        <w:t>1, 6-9, 12, 15</w:t>
+        <w:t>1, 6-9, 12</w:t>
       </w:r>
     </w:p>
     <w:p>
